--- a/Requisitos/CSU05 - AcompanharEntrega.docx
+++ b/Requisitos/CSU05 - AcompanharEntrega.docx
@@ -510,15 +510,7 @@
                 <w:sz w:val="32"/>
                 <w:szCs w:val="32"/>
               </w:rPr>
-              <w:t>Tela_09</w:t>
-            </w:r>
-            <w:r>
-              <w:rPr>
-                <w:bCs/>
-                <w:sz w:val="32"/>
-                <w:szCs w:val="32"/>
-              </w:rPr>
-              <w:t>/</w:t>
+              <w:t>Tela_0</w:t>
             </w:r>
             <w:r>
               <w:rPr>
@@ -527,7 +519,7 @@
                 <w:sz w:val="32"/>
                 <w:szCs w:val="32"/>
               </w:rPr>
-              <w:t>Tela_10</w:t>
+              <w:t>13</w:t>
             </w:r>
             <w:r>
               <w:rPr>
@@ -574,15 +566,7 @@
                 <w:sz w:val="32"/>
                 <w:szCs w:val="32"/>
               </w:rPr>
-              <w:t xml:space="preserve"> </w:t>
-            </w:r>
-            <w:r>
-              <w:rPr>
-                <w:bCs/>
-                <w:sz w:val="32"/>
-                <w:szCs w:val="32"/>
-              </w:rPr>
-              <w:t>(</w:t>
+              <w:t xml:space="preserve"> (</w:t>
             </w:r>
             <w:r>
               <w:rPr>
@@ -591,7 +575,16 @@
                 <w:sz w:val="32"/>
                 <w:szCs w:val="32"/>
               </w:rPr>
-              <w:t>Tela_09</w:t>
+              <w:t>Tela_0</w:t>
+            </w:r>
+            <w:r>
+              <w:rPr>
+                <w:bCs/>
+                <w:color w:val="FF0000"/>
+                <w:sz w:val="32"/>
+                <w:szCs w:val="32"/>
+              </w:rPr>
+              <w:t>13.1</w:t>
             </w:r>
             <w:r>
               <w:rPr>
@@ -630,16 +623,15 @@
                 <w:sz w:val="32"/>
                 <w:szCs w:val="32"/>
               </w:rPr>
-              <w:t xml:space="preserve">Sistema atualiza automaticamente a cada mudança de </w:t>
-            </w:r>
-            <w:proofErr w:type="gramStart"/>
+              <w:t>Sistema atualiza automaticamente a cada mudança de status</w:t>
+            </w:r>
             <w:r>
               <w:rPr>
                 <w:bCs/>
                 <w:sz w:val="32"/>
                 <w:szCs w:val="32"/>
               </w:rPr>
-              <w:t>status</w:t>
+              <w:t xml:space="preserve"> </w:t>
             </w:r>
             <w:r>
               <w:rPr>
@@ -649,7 +641,6 @@
               </w:rPr>
               <w:t>(</w:t>
             </w:r>
-            <w:proofErr w:type="gramEnd"/>
             <w:r>
               <w:rPr>
                 <w:bCs/>
@@ -657,7 +648,16 @@
                 <w:sz w:val="32"/>
                 <w:szCs w:val="32"/>
               </w:rPr>
-              <w:t>Tela_09</w:t>
+              <w:t>Tela</w:t>
+            </w:r>
+            <w:r>
+              <w:rPr>
+                <w:bCs/>
+                <w:color w:val="FF0000"/>
+                <w:sz w:val="32"/>
+                <w:szCs w:val="32"/>
+              </w:rPr>
+              <w:t>_013.1</w:t>
             </w:r>
             <w:r>
               <w:rPr>
